--- a/KURIKULUM2026_REVISI/014_ANALISIS_KRITIS_PEMANGKASAN_SKS_TEORI_SEM4_SEM5.docx
+++ b/KURIKULUM2026_REVISI/014_ANALISIS_KRITIS_PEMANGKASAN_SKS_TEORI_SEM4_SEM5.docx
@@ -543,7 +543,7 @@
                 <w:color w:val="A02828"/>
                 <w:sz w:val="18"/>
               </w:rPr>
-              <w:t>STI-404</w:t>
+              <w:t>STI-417</w:t>
             </w:r>
           </w:p>
         </w:tc>
@@ -738,7 +738,7 @@
                 <w:color w:val="A02828"/>
                 <w:sz w:val="18"/>
               </w:rPr>
-              <w:t>STI-405</w:t>
+              <w:t>STI-418</w:t>
             </w:r>
           </w:p>
         </w:tc>
@@ -1518,7 +1518,7 @@
                 <w:color w:val="A02828"/>
                 <w:sz w:val="18"/>
               </w:rPr>
-              <w:t>STI-506</w:t>
+              <w:t>STI-523</w:t>
             </w:r>
           </w:p>
         </w:tc>
@@ -2060,7 +2060,7 @@
           <w:color w:val="2E75B6"/>
           <w:sz w:val="23"/>
         </w:rPr>
-        <w:t>🟢 1. `STI-506 Manajemen Proyek TI` (Semester 5: 3 SKS $\rightarrow$ 2 SKS) — *Kewenangan Penuh Core STI*</w:t>
+        <w:t>🟢 1. `STI-523 Manajemen Proyek TI` (Semester 5: 3 SKS $\rightarrow$ 2 SKS) — *Kewenangan Penuh Core STI*</w:t>
       </w:r>
     </w:p>
     <w:p>
@@ -2481,7 +2481,7 @@
           <w:color w:val="2E75B6"/>
           <w:sz w:val="23"/>
         </w:rPr>
-        <w:t>🔒 3. `STI-404 Komputasi Awan (Cloud Computing)` (Semester 4: 3 SKS) — *Status: CORE STI*</w:t>
+        <w:t>🔒 3. `STI-417 Komputasi Awan (Cloud Computing)` (Semester 4: 3 SKS) — *Status: CORE STI*</w:t>
       </w:r>
     </w:p>
     <w:p>
@@ -2643,7 +2643,7 @@
           <w:color w:val="A02828"/>
           <w:sz w:val="20"/>
         </w:rPr>
-        <w:t>STI-506 Manajemen Proyek TI</w:t>
+        <w:t>STI-523 Manajemen Proyek TI</w:t>
       </w:r>
       <w:r>
         <w:rPr>
@@ -2724,7 +2724,7 @@
               <w:br/>
               <w:t>│ Sem 4      │ 21 SKS (8 MK + 1x0)     │ 21 SKS (8 MK + 1x0)     │ ✅ FST-408 Tetap 3 SKS FSTI     │</w:t>
               <w:br/>
-              <w:t>│ Sem 5      │ 21 SKS (7 MK + 1x0)     │ 20 SKS (7 MK + 1x0)     │ 🟢 TURUN 1 SKS (STI-506 2 SKS)  │</w:t>
+              <w:t>│ Sem 5      │ 21 SKS (7 MK + 1x0)     │ 20 SKS (7 MK + 1x0)     │ 🟢 TURUN 1 SKS (STI-523 2 SKS)  │</w:t>
               <w:br/>
               <w:t>│ Sem 6      │ 19 SKS (7 MK)           │ 19 SKS (7 MK)           │ ✅ Fleksibel MBKM               │</w:t>
               <w:br/>
@@ -2786,7 +2786,7 @@
                 <w:color w:val="1F3864"/>
                 <w:sz w:val="20"/>
               </w:rPr>
-              <w:t>**Catatan:** Jika `STI-506` tetap 3 SKS, total kurikulum tetap **146 SKS** (dengan mitigasi penugasan terpadu pada Dokumen 013). Jika `STI-506` dipangkas ke 2 SKS, total menjadi **145 SKS** (tetap di atas batas minimal nasional 144 SKS).</w:t>
+              <w:t>**Catatan:** Jika `STI-523` tetap 3 SKS, total kurikulum tetap **146 SKS** (dengan mitigasi penugasan terpadu pada Dokumen 013). Jika `STI-523` dipangkas ke 2 SKS, total menjadi **145 SKS** (tetap di atas batas minimal nasional 144 SKS).</w:t>
             </w:r>
           </w:p>
         </w:tc>
@@ -2945,7 +2945,7 @@
           <w:color w:val="262626"/>
           <w:sz w:val="21"/>
         </w:rPr>
-        <w:t>Pemangkasan 2 SKS pada mata kuliah teori murni (`FST-408 Probstat` 3 $\rightarrow$ 2 SKS dan `STI-506 Manpro TI` 3 $\rightarrow$ 2 SKS) adalah langkah yang sangat tepat, rasional secara pedagogis, dan sah secara regulasi.</w:t>
+        <w:t>Pemangkasan 2 SKS pada mata kuliah teori murni (`FST-408 Probstat` 3 $\rightarrow$ 2 SKS dan `STI-523 Manpro TI` 3 $\rightarrow$ 2 SKS) adalah langkah yang sangat tepat, rasional secara pedagogis, dan sah secara regulasi.</w:t>
       </w:r>
     </w:p>
     <w:p>
